--- a/research/Surgical_Revisions_2026-08-18.docx
+++ b/research/Surgical_Revisions_2026-08-18.docx
@@ -141,7 +141,7 @@
               <w:spacing w:after="0"/>
             </w:pPr>
             <w:r>
-              <w:t xml:space="preserve">24</w:t>
+              <w:t xml:space="preserve">26</w:t>
             </w:r>
           </w:p>
         </w:tc>
@@ -582,6 +582,30 @@
       </w:pPr>
       <w:r>
         <w:t xml:space="preserve">Item 10, Conclusion: no 'can be real'</w:t>
+      </w:r>
+    </w:p>
+    <w:p>
+      <w:pPr>
+        <w:numPr>
+          <w:ilvl w:val="0"/>
+          <w:numId w:val="1"/>
+        </w:numPr>
+        <w:spacing w:after="60"/>
+      </w:pPr>
+      <w:r>
+        <w:t xml:space="preserve">Item 18, Section 4.2: comparison arms are matched experts</w:t>
+      </w:r>
+    </w:p>
+    <w:p>
+      <w:pPr>
+        <w:numPr>
+          <w:ilvl w:val="0"/>
+          <w:numId w:val="1"/>
+        </w:numPr>
+        <w:spacing w:after="60"/>
+      </w:pPr>
+      <w:r>
+        <w:t xml:space="preserve">Item 18, Section 5: JRS-naive is not non-expert</w:t>
       </w:r>
     </w:p>
     <w:p>
